--- a/example_articles/countries/Italy/4.countries_Italy_Other_publisher.docx
+++ b/example_articles/countries/Italy/4.countries_Italy_Other_publisher.docx
@@ -27,17 +27,17 @@
     </w:p>
     <w:p>
       <w:r>
-        <w:t>Source File: Other publishers/Files (500) (27).DOCX</w:t>
+        <w:t>Source file: Other publishers/Files (500) (27).DOCX</w:t>
       </w:r>
     </w:p>
     <w:p>
       <w:r>
-        <w:t>Raw locations result: ['Italy', 'United States (New Jersey, Pennsylvania, France is mentioned but not U.S.; include for country-level)']</w:t>
+        <w:t>Raw locations result, 'locations': ['Italy', 'United States (New Jersey, Pennsylvania, France is mentioned but not U.S.; include for country-level)']</w:t>
       </w:r>
     </w:p>
     <w:p>
       <w:r>
-        <w:t>countries_stand_flat (Standardized): Italy</w:t>
+        <w:t>Standardized locations result, 'countries_stand_flat': Italy</w:t>
       </w:r>
     </w:p>
     <w:p>

--- a/example_articles/countries/Italy/4.countries_Italy_Other_publisher.docx
+++ b/example_articles/countries/Italy/4.countries_Italy_Other_publisher.docx
@@ -7,7 +7,7 @@
         <w:pStyle w:val="Heading1"/>
       </w:pPr>
       <w:r>
-        <w:t>Is Norwest now best? Competitors say bank's free checking account offer much ado about nothing</w:t>
+        <w:t>Talese honors his ancestors</w:t>
       </w:r>
     </w:p>
     <w:p>
@@ -17,12 +17,12 @@
     </w:p>
     <w:p>
       <w:r>
-        <w:t>Date: 1992-08-08</w:t>
+        <w:t>Date: 1992-02-03</w:t>
       </w:r>
     </w:p>
     <w:p>
       <w:r>
-        <w:t>Section: Marketplace; Column six; Pg. 1D</w:t>
+        <w:t>Section: LIFE; Pg. 2D; Book Review</w:t>
       </w:r>
     </w:p>
     <w:p>
@@ -32,7 +32,7 @@
     </w:p>
     <w:p>
       <w:r>
-        <w:t>Raw locations result, 'locations': ['Italy', 'United States (New Jersey, Pennsylvania, France is mentioned but not U.S.; include for country-level)']</w:t>
+        <w:t>Raw locations result, 'locations': ['Italy', 'United States (New Jersey)']</w:t>
       </w:r>
     </w:p>
     <w:p>
@@ -49,85 +49,39 @@
     </w:p>
     <w:p>
       <w:r>
-        <w:t>Competitors watched undaunted Friday as Norwest inaugurated an "unbelievable free checking" account designed to lure more working-class folks to the Twin Cities' biggest bank.</w:t>
+        <w:t>Unto the Sons tells the story of a family of southern Italians who came to live in America and did not become murderers or extortionists or drug dealers or pimps. This should not surprise anyone, of course, but tell that to Mario Cuomo, whose own family's origins and circumstances of coming to this land mirror those of the Talese family, chronicled here by its most famous son, Gay.</w:t>
         <w:br/>
-        <w:t xml:space="preserve"> The account is designed to complement Norwest's "Advantage" - perk-laden checking for customers who maintain deposits or loans that total at least $ 2,500. It will be supported by a big ad campaign that breaks Sunday.</w:t>
+        <w:t>Perhaps this book, about a dignified and hardworking family of tailors and the hilly village of Maida from which they came, is a penance for Talese, whose 1971 book Honor Thy Father, about the Bonanno crime family in New York, probably did as much as anything besides the Godfather book and movies to popularize the myth that all southern Italians are gangsters.</w:t>
         <w:br/>
-        <w:t xml:space="preserve"> "What I find 'unbelievable' is making such a big deal of it," said Joe Brunner, senior vice president of community banking at American Bank in St. Paul. "It's a good account, but little different from what TCF and Marquette have."</w:t>
+        <w:t>If so, it is a penance well made. Not only is this a less morally ambiguous story than the more dramatic one of the Sicilian crime families, it is finally more richly human. Talese does an admirable job of re-creating ordinary life in Maida, where, in the late 19th and early 20th centuries, his ancestors lived much as their ancestors had for centuries.</w:t>
         <w:br/>
-        <w:t>Rival First Bank, which is acquiring Marquette for its strong consumer and small business franchise, said yesterday that it will respond with a similar product Monday.</w:t>
+        <w:t>He interweaves the history of these private lives with the public history of contemporary Italy, the wars and leaders and economic forces that sent so many Italians across the sea to work hard and suffer the indignities of prejudice in the new land. He also explores how the return of many of these economic emigrants to their native towns began to change the culture of these towns, generally for the worse.</w:t>
         <w:br/>
-        <w:t xml:space="preserve"> First Bank's Phil Heasley, executive vice president of retail products, couldn't knock Norwest's offering.</w:t>
+        <w:t>But Unto the Sons is above all the story of two members of Talese's family, his father, Joseph, and his father's older cousin, Antonio Cristiani, both of whom learned to be tailors in the Maida shop of Antonio's father, Francesco, and both of whom took their trade far from their village: Antonio to Paris and Joseph to Ocean City, N.J.</w:t>
         <w:br/>
-        <w:t xml:space="preserve"> "We have added, without ceremony, basically the same product," he said. "I do have an ethical problem with the way people in the banking industry say 'free.' This is a no-revenue, 'skinnied-down,' bare-bones product, the core of which is free."</w:t>
+        <w:t>Joseph was preceded to America by his father, Gaetano, for whom Gay is named. Gaetano spent much of his short life working for an asbestos baron in Pennsylvania while his family remained home in Maida, receiving regularly the benefits of his New World salary and only at long intervals the blessing of his brief visits.</w:t>
         <w:br/>
-        <w:t xml:space="preserve"> The marketers at Norwest understand sizzle as well as steak.</w:t>
+        <w:t>Gay Talese takes a couple of lengthy detours in this long book to describe the turn-of-the-century feudal empire created by this asbestos manufacturer, Dr. Richard V. Mattison, in Amber, Pa. Mattison was something of a crackpot, a pharmacist and physician with a booming business in patent medicines who found in asbestos a material that could be baked or blended into a variety of building materials, from fireproof roof shingles to insulation for steampipes. The world, unaware of just how deadly a material asbestos would turn out to be, clamored for his products, and Mattison had built a gothic company town to surround his factory.</w:t>
         <w:br/>
-        <w:t xml:space="preserve"> The new product, bolstered by ads featuring awestruck customers and flying pigs, is a kind of loss-leader from which Norwest hopes to build more profitable relationships with customers.</w:t>
+        <w:t>Mattison looked to Italy for the craftsmen to turn the local stone into the ornate buildings he would often design himself, and paid the passage of southern Italian workingmen to labor in his deadly factory. Much of this section of the book - such as Mattison's second wife's fascination with squirrels - seems unrelated at best to Talese's main story. But certainly the conditions under which the factory workers lived and worked were typical of those faced by other immigrants and, although Talese makes surprisingly little of this, it was quite likely these conditions that killed Gaetano at age 43.</w:t>
         <w:br/>
-        <w:t xml:space="preserve"> "All of this might sound as unbelievable as flying pigs," said Dan Saklad, Norwest's executive vice president for North Central community banking. "This is the best product. We're going to have fun. Norwest can make money on this because we expect to sell more loans, investments, home mortgages . . ."</w:t>
+        <w:t>Gaetano, by his absence, had a strong influence on both Joseph and Antonio. ''Antonio,'' Talese writes, ''comforted Joseph with admiring recollections about Joseph's father … a romantic figure to Antonio … Antonio described him as a wandering idealist, a man too curious about life to find contentment along the provincial hillside of Maida.''</w:t>
         <w:br/>
-        <w:t xml:space="preserve"> Competitors might knock showmanship, but they respect the resources and marketing prowess of Norwest, one of the nation's best-performing financial service companies.</w:t>
+        <w:t>One day, Antonio announced to Joseph that ''I belong to Paris, and I've already made a move in that direction.'' He had applied to a tailoring school there, and when he was accepted in 1911 he went, promising to send for Joseph when he is established.</w:t>
         <w:br/>
-        <w:t xml:space="preserve"> The new Norwest account offers no-minimum balance, no-interest unlimited free checking, a free initial order of 150 checks and a free Automated Teller Machine (ATM) card, set against the backdrop of its network of 75 Twin Cities offices and 374 local "Instant Cash" machines.</w:t>
+        <w:t>Joseph did follow Antonio to Paris, but not until 1920, when Joseph was 16. It did not take Antonio this long to establish himself; Antonio had both the skill and the flair to rise quickly in his trade. But World War I intervened, all foreigners were forced to leave Paris, and Antonio, upon returning home, was drafted into the ill-fated Italian army. Talese writes about Antonio's experiences at the front, and about</w:t>
         <w:br/>
-        <w:t xml:space="preserve"> Among its competitors, Norwest's biggest target probably is TCF Bank Savings. The once-floundering S&amp;L has roared back under new management as an aggressive community banker since 1986.</w:t>
+        <w:t>wartime Italy, in absorbing detail.</w:t>
         <w:br/>
-        <w:t xml:space="preserve"> TCF hunts young, not always affluent people in suburbs, stores and skyways who seek convenience. They are borrowers as well as savers.</w:t>
+        <w:t>Joseph went to Paris knowing that he would like to follow his late father to America, and so he would. His arrival there, and the good life he would eventually make for himself and his family was based on violence only to bolts of cloth, which he would rend and fill with holes - his careful stitches.</w:t>
         <w:br/>
-        <w:t xml:space="preserve"> "Joe Lunchpail" was the way TCF Chairman Bill Cooper once described the bank's customers.</w:t>
+        <w:t>His son, Gay, in this book conceals his craft, writing simply and well, much as his father lavished his handstitching where it could not be seen. Not for either of them the showy flair of the Parisian tailor. But Talese is able to make this all-important personal story - where he came from - significant for the rest of us as well.</w:t>
         <w:br/>
-        <w:t xml:space="preserve"> Although TCF has only a third of Norwest's $ 7.8 billion in local deposits, it has a disproportionately large market penetration, thanks to tactics such as seven-day-a-week banking at CUB grocers, Saturday afternoon hours and premium giveaways. It has nearly as many ATMs as Norwest.</w:t>
         <w:br/>
-        <w:t xml:space="preserve"> Claritas/NPDC, a Chicago-based bank research firm retained by TCF and First Bank, said that as of June 30, TCF had 17.9 percent of the checking account customers in the Twin Cities area, compared with 19.8 percent for Norwest, and 12.3 percent for First Bank. First has historically aimed at business and high-buck individuals, but the bank is trying to expand its consumer franchise. Marquette has a 6 percent share.</w:t>
+        <w:t>Notes</w:t>
         <w:br/>
-        <w:t xml:space="preserve"> Greg Czerwinski, senior vice president of marketing at TCF, termed Norwest's free checking a "very aggressive" step.</w:t>
         <w:br/>
-        <w:t xml:space="preserve"> "They've obviously been watching our product for the last six years and they know it's working," he said. "Marquette figured it out after about three years. It took Norwest a little longer.</w:t>
-        <w:br/>
-        <w:t xml:space="preserve"> "Our people are aware. It will keep us on our toes."</w:t>
-        <w:br/>
-        <w:t xml:space="preserve"> Norwest hatched the free checking plan last spring in Colorado, where it was received well enough to bring the flying bacon home to Minnesota.</w:t>
-        <w:br/>
-        <w:t xml:space="preserve"> "We feel this is an important product, our biggest in a long time," said Deb Fowler, a Norwest marketer. "It's definitely targeted at young starters."</w:t>
-        <w:br/>
-        <w:t xml:space="preserve"> Andy Will, Norwest's manager of consumer deposit products said Norwest has about 1.2 million checking accounts throughout its 13-state banking region. It expects to add "six figures" worth from the new product.</w:t>
-        <w:br/>
-        <w:t xml:space="preserve"> The flying swine appear in the Norwest ads when doubting customers challenge the veracity of Norwest's new account.</w:t>
-        <w:br/>
-        <w:t xml:space="preserve"> "When pigs fly," the customers first assert.</w:t>
-        <w:br/>
-        <w:t xml:space="preserve"> "That's bringing home the bacon," they respond later in affirmation.</w:t>
-        <w:br/>
-        <w:t xml:space="preserve"> Dave Cleveland, president of Riverside Bank, a growing, four-office community bank, isn't going to alter his product portfolio. But Riverside's staff will one-up Norwest's symbolism.</w:t>
-        <w:br/>
-        <w:t xml:space="preserve"> "We're going to have a pig roast," Cleveland said.</w:t>
-        <w:br/>
-        <w:t>Free checking accounts</w:t>
-        <w:br/>
-        <w:t xml:space="preserve"> Norwest TCF First Bank</w:t>
-        <w:br/>
-        <w:t xml:space="preserve"> Minimum balance $ 0 $ 0 $ 0</w:t>
-        <w:br/>
-        <w:t xml:space="preserve"> Minimum deposit $ 50 100 50</w:t>
-        <w:br/>
-        <w:t xml:space="preserve"> Unlimited checks yes yes yes</w:t>
-        <w:br/>
-        <w:t xml:space="preserve"> ATM charges# free 25 free</w:t>
-        <w:br/>
-        <w:t xml:space="preserve"> Foreign ATM fee $ 1 $ 1 $ 1</w:t>
-        <w:br/>
-        <w:t xml:space="preserve"> Twin Cities ATMs 374 340 350</w:t>
-        <w:br/>
-        <w:t xml:space="preserve"> Offices 75 40 47</w:t>
-        <w:br/>
-        <w:t xml:space="preserve"> Telephone banking free free to 50 free</w:t>
-        <w:br/>
-        <w:t xml:space="preserve"> Check return No Yes No</w:t>
-        <w:br/>
-        <w:t xml:space="preserve"> Overdrafts $ 20 $ 20 1st year free</w:t>
-        <w:br/>
-        <w:t>At proprietary machines.  Source: Banks.</w:t>
+        <w:t>Unto the Sons -- By Gay Talese -- Knopf, 635 pp., $ 25</w:t>
         <w:br/>
         <w:br/>
         <w:t>Graphic</w:t>
@@ -135,7 +89,11 @@
         <w:br/>
         <w:t xml:space="preserve"> </w:t>
         <w:br/>
-        <w:t>Photograph; Chart</w:t>
+        <w:t>PHOTO; b/w, Tom Monaster</w:t>
+        <w:br/>
+        <w:t xml:space="preserve"> </w:t>
+        <w:br/>
+        <w:t>CUTLINE: GAY TALESE: His 'Unto the Sons' is the story of the emigration of his working-class family from southern Italy.</w:t>
       </w:r>
     </w:p>
     <w:sectPr>

--- a/example_articles/countries/Italy/4.countries_Italy_Other_publisher.docx
+++ b/example_articles/countries/Italy/4.countries_Italy_Other_publisher.docx
@@ -7,7 +7,7 @@
         <w:pStyle w:val="Heading1"/>
       </w:pPr>
       <w:r>
-        <w:t>Talese honors his ancestors</w:t>
+        <w:t>Zeffirelli's 'Pagliacci' revels in visual audacity</w:t>
       </w:r>
     </w:p>
     <w:p>
@@ -17,22 +17,22 @@
     </w:p>
     <w:p>
       <w:r>
-        <w:t>Date: 1992-02-03</w:t>
+        <w:t>Date: 1998-12-16</w:t>
       </w:r>
     </w:p>
     <w:p>
       <w:r>
-        <w:t>Section: LIFE; Pg. 2D; Book Review</w:t>
+        <w:t>Section: LIFE;; TELEVISION: TV PREVIEW</w:t>
       </w:r>
     </w:p>
     <w:p>
       <w:r>
-        <w:t>Source file: Other publishers/Files (500) (27).DOCX</w:t>
+        <w:t>Source file: Other publishers/Files (500) (9).DOCX</w:t>
       </w:r>
     </w:p>
     <w:p>
       <w:r>
-        <w:t>Raw locations result, 'locations': ['Italy', 'United States (New Jersey)']</w:t>
+        <w:t>Raw locations result, 'locations': ['Italy']</w:t>
       </w:r>
     </w:p>
     <w:p>
@@ -49,39 +49,85 @@
     </w:p>
     <w:p>
       <w:r>
-        <w:t>Unto the Sons tells the story of a family of southern Italians who came to live in America and did not become murderers or extortionists or drug dealers or pimps. This should not surprise anyone, of course, but tell that to Mario Cuomo, whose own family's origins and circumstances of coming to this land mirror those of the Talese family, chronicled here by its most famous son, Gay.</w:t>
+        <w:t>If only director Franco Zeffirelli didn't miss his filmmaking</w:t>
         <w:br/>
-        <w:t>Perhaps this book, about a dignified and hardworking family of tailors and the hilly village of Maida from which they came, is a penance for Talese, whose 1971 book Honor Thy Father, about the Bonanno crime family in New York, probably did as much as anything besides the Godfather book and movies to popularize the myth that all southern Italians are gangsters.</w:t>
+        <w:t>heyday so much.</w:t>
         <w:br/>
-        <w:t>If so, it is a penance well made. Not only is this a less morally ambiguous story than the more dramatic one of the Sicilian crime families, it is finally more richly human. Talese does an admirable job of re-creating ordinary life in Maida, where, in the late 19th and early 20th centuries, his ancestors lived much as their ancestors had for centuries.</w:t>
+        <w:t>His opera productions are so full of cinematic spectacle, you</w:t>
         <w:br/>
-        <w:t>He interweaves the history of these private lives with the public history of contemporary Italy, the wars and leaders and economic forces that sent so many Italians across the sea to work hard and suffer the indignities of prejudice in the new land. He also explores how the return of many of these economic emigrants to their native towns began to change the culture of these towns, generally for the worse.</w:t>
+        <w:t>could watch this Kennedy Center Presents telecast of the</w:t>
         <w:br/>
-        <w:t>But Unto the Sons is above all the story of two members of Talese's family, his father, Joseph, and his father's older cousin, Antonio Cristiani, both of whom learned to be tailors in the Maida shop of Antonio's father, Francesco, and both of whom took their trade far from their village: Antonio to Paris and Joseph to Ocean City, N.J.</w:t>
+        <w:t>Washington Opera's Pagliacci, starring Placido Domingo,</w:t>
         <w:br/>
-        <w:t>Joseph was preceded to America by his father, Gaetano, for whom Gay is named. Gaetano spent much of his short life working for an asbestos baron in Pennsylvania while his family remained home in Maida, receiving regularly the benefits of his New World salary and only at long intervals the blessing of his brief visits.</w:t>
+        <w:t>with the sound turned down and not feel like you're missing much.</w:t>
         <w:br/>
-        <w:t>Gay Talese takes a couple of lengthy detours in this long book to describe the turn-of-the-century feudal empire created by this asbestos manufacturer, Dr. Richard V. Mattison, in Amber, Pa. Mattison was something of a crackpot, a pharmacist and physician with a booming business in patent medicines who found in asbestos a material that could be baked or blended into a variety of building materials, from fireproof roof shingles to insulation for steampipes. The world, unaware of just how deadly a material asbestos would turn out to be, clamored for his products, and Mattison had built a gothic company town to surround his factory.</w:t>
+        <w:t>It's good TV. It's not always good opera.</w:t>
         <w:br/>
-        <w:t>Mattison looked to Italy for the craftsmen to turn the local stone into the ornate buildings he would often design himself, and paid the passage of southern Italian workingmen to labor in his deadly factory. Much of this section of the book - such as Mattison's second wife's fascination with squirrels - seems unrelated at best to Talese's main story. But certainly the conditions under which the factory workers lived and worked were typical of those faced by other immigrants and, although Talese makes surprisingly little of this, it was quite likely these conditions that killed Gaetano at age 43.</w:t>
+        <w:t>Updated into modern-day Italy, Leoncavallo's tale of an adulterous</w:t>
         <w:br/>
-        <w:t>Gaetano, by his absence, had a strong influence on both Joseph and Antonio. ''Antonio,'' Talese writes, ''comforted Joseph with admiring recollections about Joseph's father … a romantic figure to Antonio … Antonio described him as a wandering idealist, a man too curious about life to find contentment along the provincial hillside of Maida.''</w:t>
+        <w:t>actress murdered by her betrayed husband during a performance</w:t>
         <w:br/>
-        <w:t>One day, Antonio announced to Joseph that ''I belong to Paris, and I've already made a move in that direction.'' He had applied to a tailoring school there, and when he was accepted in 1911 he went, promising to send for Joseph when he is established.</w:t>
+        <w:t>now is set in a teeming suburb. You'd assume that the dramatic</w:t>
         <w:br/>
-        <w:t>Joseph did follow Antonio to Paris, but not until 1920, when Joseph was 16. It did not take Antonio this long to establish himself; Antonio had both the skill and the flair to rise quickly in his trade. But World War I intervened, all foreigners were forced to leave Paris, and Antonio, upon returning home, was drafted into the ill-fated Italian army. Talese writes about Antonio's experiences at the front, and about</w:t>
+        <w:t>purpose is to give a cross section of the life from which these</w:t>
         <w:br/>
-        <w:t>wartime Italy, in absorbing detail.</w:t>
+        <w:t>sordid characters spring. But this atmosphere exists only to dazzle</w:t>
         <w:br/>
-        <w:t>Joseph went to Paris knowing that he would like to follow his late father to America, and so he would. His arrival there, and the good life he would eventually make for himself and his family was based on violence only to bolts of cloth, which he would rend and fill with holes - his careful stitches.</w:t>
+        <w:t>the eye and tends to undermine the opera: Far from making the</w:t>
         <w:br/>
-        <w:t>His son, Gay, in this book conceals his craft, writing simply and well, much as his father lavished his handstitching where it could not be seen. Not for either of them the showy flair of the Parisian tailor. But Talese is able to make this all-important personal story - where he came from - significant for the rest of us as well.</w:t>
+        <w:t>work more immediate, it heightens the sense of operatic contrivance.</w:t>
         <w:br/>
+        <w:t>Telecast director Brian Large has saved many a Zeffirelli production</w:t>
         <w:br/>
-        <w:t>Notes</w:t>
+        <w:t>with deft camera work that focuses the action and creates genuine</w:t>
         <w:br/>
+        <w:t>suspense during climactic moments. Particularly effective are</w:t>
         <w:br/>
-        <w:t>Unto the Sons -- By Gay Talese -- Knopf, 635 pp., $ 25</w:t>
+        <w:t>the unflinching, unflattering close-ups of Gregory Yurisich, who</w:t>
+        <w:br/>
+        <w:t>plays sex-hungry hunchback Tonio, the heart of this opera's dark</w:t>
+        <w:br/>
+        <w:t>soul.</w:t>
+        <w:br/>
+        <w:t>Elsewhere, the cast has strong personalities that bring to the</w:t>
+        <w:br/>
+        <w:t>opera echoes of more timeless operatic archetypes. Vocally imposing</w:t>
+        <w:br/>
+        <w:t>Veronica Villarroel plays the ill-starred Nedda almost like the</w:t>
+        <w:br/>
+        <w:t>title role in Carmen, as a woman unashamed of her adultery.</w:t>
+        <w:br/>
+        <w:t>With a physicality that allows him to toss people and furniture</w:t>
+        <w:br/>
+        <w:t>around the stage in ways Luciano Pavarotti could never even dream</w:t>
+        <w:br/>
+        <w:t>about, Domingo plays the jealous Canio as a working-class version</w:t>
+        <w:br/>
+        <w:t>of Verdi's Otello, giving the opera a gravity it may not</w:t>
+        <w:br/>
+        <w:t>deserve.</w:t>
+        <w:br/>
+        <w:t>That may also be why a classy conductor like Leonard Slatkin (music</w:t>
+        <w:br/>
+        <w:t>director of the National Symphony Orchestra) leads from the orchestra</w:t>
+        <w:br/>
+        <w:t>pit. It's great that the Washington Opera can assemble such a</w:t>
+        <w:br/>
+        <w:t>top-flight team -- any international opera company would want</w:t>
+        <w:br/>
+        <w:t>this lineup -- but Slatkin is too smart and tasteful to muster</w:t>
+        <w:br/>
+        <w:t>up the proper energy for this nasty little opera.</w:t>
+        <w:br/>
+        <w:t>And for all of this production's audacious extravagance, the best</w:t>
+        <w:br/>
+        <w:t>way to experience Pagliacci is on a 1982 studio video starring</w:t>
+        <w:br/>
+        <w:t>Domingo and Teresa Stratas -- directed by, surprisingly enough,</w:t>
+        <w:br/>
+        <w:t>a younger and more thoughtful Zeffirelli. It hardly seems like</w:t>
+        <w:br/>
+        <w:t>the work of the same man.</w:t>
         <w:br/>
         <w:br/>
         <w:t>Graphic</w:t>
@@ -89,11 +135,7 @@
         <w:br/>
         <w:t xml:space="preserve"> </w:t>
         <w:br/>
-        <w:t>PHOTO; b/w, Tom Monaster</w:t>
-        <w:br/>
-        <w:t xml:space="preserve"> </w:t>
-        <w:br/>
-        <w:t>CUTLINE: GAY TALESE: His 'Unto the Sons' is the story of the emigration of his working-class family from southern Italy.</w:t>
+        <w:t>PHOTO, B/W, Carol Pratt; Placido Domingo: He plays the jealous Canio like a working-class Otello, bringing a weight and physicality to the production.</w:t>
       </w:r>
     </w:p>
     <w:sectPr>
